--- a/en/wisdom-stories/blessings-god-has-given.docx
+++ b/en/wisdom-stories/blessings-god-has-given.docx
@@ -10,104 +10,93 @@
         <w:rPr>
           <w:sz w:val="52"/>
         </w:rPr>
-        <w:t>Gifts</w:t>
+        <w:t xml:space="preserve">Gifts given by </w:t>
       </w:r>
       <w:r>
         <w:rPr>
           <w:sz w:val="52"/>
         </w:rPr>
-        <w:t xml:space="preserve"> given by God</w:t>
+        <w:t>Allah</w:t>
       </w:r>
     </w:p>
     <w:p>
-      <w:pPr>
-        <w:rPr>
-          <w:lang/>
-        </w:rPr>
-      </w:pPr>
       <w:r>
-        <w:rPr>
-          <w:lang/>
-        </w:rPr>
-        <w:t>Every gift from God is not only a blessing but also a responsibility. God will surely ask how you used what was entrusted to you:</w:t>
+        <w:t xml:space="preserve">Every gift from </w:t>
+      </w:r>
+      <w:r>
+        <w:t>Allah</w:t>
+      </w:r>
+      <w:r>
+        <w:t xml:space="preserve"> is not only a blessing but also a responsibility. </w:t>
+      </w:r>
+      <w:r>
+        <w:t>Allah</w:t>
+      </w:r>
+      <w:r>
+        <w:t xml:space="preserve"> will surely ask how you used what was entrusted to you:</w:t>
       </w:r>
     </w:p>
     <w:p>
-      <w:pPr>
-        <w:rPr>
-          <w:lang/>
-        </w:rPr>
-      </w:pPr>
       <w:r>
-        <w:rPr>
-          <w:lang/>
-        </w:rPr>
-        <w:t>If He granted you authority—were you just?</w:t>
+        <w:t>If He granted you authority</w:t>
+      </w:r>
+      <w:r>
+        <w:t xml:space="preserve">, </w:t>
+      </w:r>
+      <w:r>
+        <w:t>were you just?</w:t>
       </w:r>
     </w:p>
     <w:p>
-      <w:pPr>
-        <w:rPr>
-          <w:lang/>
-        </w:rPr>
-      </w:pPr>
       <w:r>
-        <w:rPr>
-          <w:lang/>
-        </w:rPr>
-        <w:t>High status—did you show compassion?</w:t>
+        <w:t>High status</w:t>
+      </w:r>
+      <w:r>
+        <w:t xml:space="preserve">, </w:t>
+      </w:r>
+      <w:r>
+        <w:t>did you show compassion?</w:t>
       </w:r>
     </w:p>
     <w:p>
-      <w:pPr>
-        <w:rPr>
-          <w:lang/>
-        </w:rPr>
-      </w:pPr>
       <w:r>
-        <w:rPr>
-          <w:lang/>
-        </w:rPr>
-        <w:t>Wealth—did you remain honest?</w:t>
+        <w:t>Wealth</w:t>
+      </w:r>
+      <w:r>
+        <w:t xml:space="preserve">, </w:t>
+      </w:r>
+      <w:r>
+        <w:t>did you remain honest?</w:t>
       </w:r>
     </w:p>
     <w:p>
-      <w:pPr>
-        <w:rPr>
-          <w:lang/>
-        </w:rPr>
-      </w:pPr>
       <w:r>
-        <w:rPr>
-          <w:lang/>
-        </w:rPr>
-        <w:t>A peaceful life—were you grateful?</w:t>
+        <w:t xml:space="preserve">A peaceful </w:t>
+      </w:r>
+      <w:r>
+        <w:t xml:space="preserve">life, </w:t>
+      </w:r>
+      <w:r>
+        <w:t>were you grateful?</w:t>
       </w:r>
     </w:p>
     <w:p>
-      <w:pPr>
-        <w:rPr>
-          <w:lang/>
-        </w:rPr>
-      </w:pPr>
       <w:r>
-        <w:rPr>
-          <w:lang/>
-        </w:rPr>
-        <w:t>A life partner—were you faithful?</w:t>
+        <w:t>A life partner</w:t>
+      </w:r>
+      <w:r>
+        <w:t xml:space="preserve">, </w:t>
+      </w:r>
+      <w:r>
+        <w:t>were you faithful?</w:t>
       </w:r>
     </w:p>
     <w:p>
-      <w:pPr>
-        <w:rPr>
-          <w:lang/>
-        </w:rPr>
-      </w:pPr>
       <w:r>
-        <w:rPr>
-          <w:lang/>
-        </w:rPr>
-        <w:t>Children—how did you raise them?</w:t>
+        <w:t xml:space="preserve">Children, </w:t>
+      </w:r>
+      <w:r>
+        <w:t>how did you raise them?</w:t>
       </w:r>
     </w:p>
     <w:p>
@@ -140,7 +129,23 @@
           <w:i w:val="0"/>
           <w:color w:val="3F3826"/>
         </w:rPr>
-        <w:t>Every blessing from God carries a responsibility; we honor His gifts by using them with justice, compassion, gratitude, and faithfulness.</w:t>
+        <w:t xml:space="preserve">Every blessing from </w:t>
+      </w:r>
+      <w:r>
+        <w:rPr>
+          <w:rFonts w:cs="Arial"/>
+          <w:i w:val="0"/>
+          <w:color w:val="3F3826"/>
+        </w:rPr>
+        <w:t>Allah</w:t>
+      </w:r>
+      <w:r>
+        <w:rPr>
+          <w:rFonts w:cs="Arial"/>
+          <w:i w:val="0"/>
+          <w:color w:val="3F3826"/>
+        </w:rPr>
+        <w:t xml:space="preserve"> carries a responsibility; we honor His gifts by using them with justice, compassion, gratitude, and faithfulness.</w:t>
       </w:r>
     </w:p>
     <w:p>
@@ -982,6 +987,7 @@
   <w:style w:type="character" w:default="1" w:styleId="DefaultParagraphFont">
     <w:name w:val="Default Paragraph Font"/>
     <w:uiPriority w:val="1"/>
+    <w:semiHidden/>
     <w:unhideWhenUsed/>
   </w:style>
   <w:style w:type="table" w:default="1" w:styleId="TableNormal">
